--- a/_implementation-notes/evening-series/FotH Evening Session 21 Leader Notes DRAFT v1.docx
+++ b/_implementation-notes/evening-series/FotH Evening Session 21 Leader Notes DRAFT v1.docx
@@ -436,7 +436,7 @@
         <w:ind w:left="216"/>
       </w:pPr>
       <w:r>
-        <w:t>SUB: The demo blessing must be the speakers' own — real words about a real person they know. A covering leader never performs a borrowed blessing; if you are new to this room, demo with a Companion you genuinely know, or let two leadsanions carry the demo.</w:t>
+        <w:t>SUB: The demo blessing must be the speakers' own — real words about a real person they know. A covering leader never performs a borrowed blessing; if you are new to this room, demo with a Companion you genuinely know, or let two Lead Companions carry the demo.</w:t>
       </w:r>
     </w:p>
     <w:p>
@@ -661,7 +661,7 @@
         <w:ind w:left="216"/>
       </w:pPr>
       <w:r>
-        <w:t>2. leadsanions go first to model; then the arranged parent opens for the families (Run Card) — never a cold call on a teen; pass-anytime holds; visitors may pass or share.</w:t>
+        <w:t>2. Lead Companions go first to model; then the arranged parent opens for the families (Run Card) — never a cold call on a teen; pass-anytime holds; visitors may pass or share.</w:t>
       </w:r>
     </w:p>
     <w:p>

--- a/_implementation-notes/evening-series/FotH Evening Session 21 Leader Notes DRAFT v1.docx
+++ b/_implementation-notes/evening-series/FotH Evening Session 21 Leader Notes DRAFT v1.docx
@@ -4,7 +4,7 @@
   <w:body>
     <w:p>
       <w:pPr>
-        <w:spacing w:after="40"/>
+        <w:spacing w:before="0" w:after="40"/>
       </w:pPr>
       <w:r>
         <w:rPr>
@@ -18,22 +18,92 @@
     </w:p>
     <w:p>
       <w:pPr>
-        <w:spacing w:after="160"/>
+        <w:spacing w:before="0" w:after="80"/>
       </w:pPr>
       <w:r>
         <w:rPr>
-          <w:i/>
           <w:color w:val="595959"/>
           <w:sz w:val="18"/>
         </w:rPr>
-        <w:t>FotH Evening · the speaker notes, in hand — so the leading pair reads the room, not the screen. Same content as the deck notes; the slides carry the room, these notes carry you. Practice the session together beforehand.</w:t>
+        <w:t>FotH Evening · the speaker notes, in hand — so the leading pair reads the room, not the screen. The big number on each block is the number in the corner of the screen; the colour is whose block it is. Built from the deck's own notes, so the two always agree.</w:t>
+      </w:r>
+    </w:p>
+    <w:p>
+      <w:pPr>
+        <w:spacing w:before="0" w:after="200"/>
+      </w:pPr>
+      <w:r>
+        <w:rPr>
+          <w:b/>
+          <w:color w:val="1F4E79"/>
+          <w:sz w:val="18"/>
+          <w:shd w:val="clear" w:color="auto" w:fill="DEEAF6"/>
+        </w:rPr>
+        <w:t xml:space="preserve"> ▌ CONTAINER HOLDER </w:t>
+      </w:r>
+      <w:r>
+        <w:rPr>
+          <w:sz w:val="18"/>
+        </w:rPr>
+        <w:t xml:space="preserve">   </w:t>
+      </w:r>
+      <w:r>
+        <w:rPr>
+          <w:b/>
+          <w:color w:val="B45309"/>
+          <w:sz w:val="18"/>
+          <w:shd w:val="clear" w:color="auto" w:fill="FCE9D6"/>
+        </w:rPr>
+        <w:t xml:space="preserve"> ‖ CONTENT PRESENTER </w:t>
+      </w:r>
+      <w:r>
+        <w:rPr>
+          <w:sz w:val="18"/>
+        </w:rPr>
+        <w:t xml:space="preserve">   </w:t>
+      </w:r>
+      <w:r>
+        <w:rPr>
+          <w:b/>
+          <w:color w:val="6B3FA0"/>
+          <w:sz w:val="18"/>
+          <w:shd w:val="clear" w:color="auto" w:fill="ECE3F5"/>
+        </w:rPr>
+        <w:t xml:space="preserve"> ▐ BOTH LEADERS </w:t>
+      </w:r>
+      <w:r>
+        <w:rPr>
+          <w:sz w:val="18"/>
+        </w:rPr>
+        <w:t xml:space="preserve">   </w:t>
+      </w:r>
+      <w:r>
+        <w:rPr>
+          <w:i/>
+          <w:color w:val="7F7F7F"/>
+          <w:sz w:val="16"/>
+        </w:rPr>
+        <w:t>Bar styles differ too, so the roles still read in black and white.</w:t>
       </w:r>
     </w:p>
     <w:p>
       <w:pPr>
         <w:keepNext/>
-        <w:spacing w:before="160" w:after="20"/>
+        <w:pBdr>
+          <w:left w:val="dotted" w:sz="24" w:space="8" w:color="8C8C8C"/>
+        </w:pBdr>
+        <w:shd w:val="clear" w:color="auto" w:fill="F0F0F0"/>
+        <w:spacing w:before="160" w:after="40"/>
       </w:pPr>
+      <w:r>
+        <w:rPr>
+          <w:rFonts w:ascii="Cambria" w:hAnsi="Cambria"/>
+          <w:b/>
+          <w:color w:val="8C8C8C"/>
+          <w:sz w:val="24"/>
+        </w:rPr>
+        <w:t>Title</w:t>
+      </w:r>
       <w:r>
         <w:rPr>
           <w:rFonts w:ascii="Cambria" w:hAnsi="Cambria"/>
@@ -41,13 +111,32 @@
           <w:color w:val="2C5F2D"/>
           <w:sz w:val="24"/>
         </w:rPr>
-        <w:t>Slide 1 — Fellowship of the Heart</w:t>
+        <w:t xml:space="preserve">   Fellowship of the Heart</w:t>
+      </w:r>
+      <w:r>
+        <w:rPr>
+          <w:b/>
+          <w:color w:val="8C8C8C"/>
+          <w:sz w:val="17"/>
+        </w:rPr>
+        <w:t xml:space="preserve">    ON SCREEN</w:t>
+      </w:r>
+      <w:r>
+        <w:rPr>
+          <w:b w:val="0"/>
+          <w:color w:val="7F7F7F"/>
+          <w:sz w:val="16"/>
+        </w:rPr>
+        <w:t xml:space="preserve">   · slide 1 of 13</w:t>
       </w:r>
     </w:p>
     <w:p>
       <w:pPr>
         <w:keepNext/>
-        <w:spacing w:after="40"/>
+        <w:pBdr>
+          <w:left w:val="dotted" w:sz="24" w:space="8" w:color="8C8C8C"/>
+        </w:pBdr>
+        <w:spacing w:before="0" w:after="60"/>
       </w:pPr>
       <w:r>
         <w:rPr>
@@ -60,7 +149,10 @@
     </w:p>
     <w:p>
       <w:pPr>
-        <w:ind w:left="216"/>
+        <w:pBdr>
+          <w:left w:val="dotted" w:sz="24" w:space="8" w:color="8C8C8C"/>
+        </w:pBdr>
+        <w:spacing w:before="0" w:after="60"/>
       </w:pPr>
       <w:r>
         <w:t>On screen as the room assembles on night one. All Scripture ESV; the plans carry the scripts; these slides carry the room — and these notes carry you.</w:t>
@@ -69,8 +161,21 @@
     <w:p>
       <w:pPr>
         <w:keepNext/>
-        <w:spacing w:before="160" w:after="20"/>
+        <w:pBdr>
+          <w:left w:val="dotted" w:sz="24" w:space="8" w:color="8C8C8C"/>
+        </w:pBdr>
+        <w:shd w:val="clear" w:color="auto" w:fill="F0F0F0"/>
+        <w:spacing w:before="160" w:after="40"/>
       </w:pPr>
+      <w:r>
+        <w:rPr>
+          <w:rFonts w:ascii="Cambria" w:hAnsi="Cambria"/>
+          <w:b/>
+          <w:color w:val="8C8C8C"/>
+          <w:sz w:val="30"/>
+        </w:rPr>
+        <w:t>297</w:t>
+      </w:r>
       <w:r>
         <w:rPr>
           <w:rFonts w:ascii="Cambria" w:hAnsi="Cambria"/>
@@ -78,13 +183,32 @@
           <w:color w:val="2C5F2D"/>
           <w:sz w:val="24"/>
         </w:rPr>
-        <w:t>Slide 2 — SESSION 21</w:t>
+        <w:t xml:space="preserve">   SESSION 21</w:t>
+      </w:r>
+      <w:r>
+        <w:rPr>
+          <w:b/>
+          <w:color w:val="8C8C8C"/>
+          <w:sz w:val="17"/>
+        </w:rPr>
+        <w:t xml:space="preserve">    ON SCREEN</w:t>
+      </w:r>
+      <w:r>
+        <w:rPr>
+          <w:b w:val="0"/>
+          <w:color w:val="7F7F7F"/>
+          <w:sz w:val="16"/>
+        </w:rPr>
+        <w:t xml:space="preserve">   · slide 2 of 13</w:t>
       </w:r>
     </w:p>
     <w:p>
       <w:pPr>
         <w:keepNext/>
-        <w:spacing w:after="40"/>
+        <w:pBdr>
+          <w:left w:val="dotted" w:sz="24" w:space="8" w:color="8C8C8C"/>
+        </w:pBdr>
+        <w:spacing w:before="0" w:after="60"/>
       </w:pPr>
       <w:r>
         <w:rPr>
@@ -97,7 +221,10 @@
     </w:p>
     <w:p>
       <w:pPr>
-        <w:ind w:left="216"/>
+        <w:pBdr>
+          <w:left w:val="dotted" w:sz="24" w:space="8" w:color="8C8C8C"/>
+        </w:pBdr>
+        <w:spacing w:before="0" w:after="60"/>
       </w:pPr>
       <w:r>
         <w:t>On screen through dinner and as the circle forms. Greet at the door — the slide holds the room. TONIGHT MAY RUN LONG: the school version is 120 minutes (food 4:00, session 4:15–6:15); the evening shape · standard 7:00–8:30 or a special longer evening · is decided at the lab. Visiting family without the twenty weeks of context get a warm brief at the door and a familiar Companion beside them. Survey return bin visible at the door.</w:t>
@@ -106,8 +233,21 @@
     <w:p>
       <w:pPr>
         <w:keepNext/>
-        <w:spacing w:before="160" w:after="20"/>
+        <w:pBdr>
+          <w:left w:val="single" w:sz="24" w:space="8" w:color="1F4E79"/>
+        </w:pBdr>
+        <w:shd w:val="clear" w:color="auto" w:fill="DEEAF6"/>
+        <w:spacing w:before="160" w:after="40"/>
       </w:pPr>
+      <w:r>
+        <w:rPr>
+          <w:rFonts w:ascii="Cambria" w:hAnsi="Cambria"/>
+          <w:b/>
+          <w:color w:val="1F4E79"/>
+          <w:sz w:val="30"/>
+        </w:rPr>
+        <w:t>298</w:t>
+      </w:r>
       <w:r>
         <w:rPr>
           <w:rFonts w:ascii="Cambria" w:hAnsi="Cambria"/>
@@ -115,13 +255,32 @@
           <w:color w:val="2C5F2D"/>
           <w:sz w:val="24"/>
         </w:rPr>
-        <w:t>Slide 3 — Where We Are — the Four Connects</w:t>
+        <w:t xml:space="preserve">   Where We Are — the Four Connects</w:t>
+      </w:r>
+      <w:r>
+        <w:rPr>
+          <w:b/>
+          <w:color w:val="1F4E79"/>
+          <w:sz w:val="17"/>
+        </w:rPr>
+        <w:t xml:space="preserve">    CONTAINER HOLDER</w:t>
+      </w:r>
+      <w:r>
+        <w:rPr>
+          <w:b w:val="0"/>
+          <w:color w:val="7F7F7F"/>
+          <w:sz w:val="16"/>
+        </w:rPr>
+        <w:t xml:space="preserve">   · slide 3 of 13</w:t>
       </w:r>
     </w:p>
     <w:p>
       <w:pPr>
         <w:keepNext/>
-        <w:spacing w:after="40"/>
+        <w:pBdr>
+          <w:left w:val="single" w:sz="24" w:space="8" w:color="1F4E79"/>
+        </w:pBdr>
+        <w:spacing w:before="0" w:after="60"/>
       </w:pPr>
       <w:r>
         <w:rPr>
@@ -129,12 +288,31 @@
           <w:color w:val="6B8E3F"/>
           <w:sz w:val="18"/>
         </w:rPr>
-        <w:t>S21 · WELCOME · LEAD: CONTAINER HOLDER · GROUNDING — every session opens on this map</w:t>
+        <w:t xml:space="preserve">S21 · WELCOME · </w:t>
+      </w:r>
+      <w:r>
+        <w:rPr>
+          <w:b/>
+          <w:color w:val="1F4E79"/>
+          <w:sz w:val="18"/>
+        </w:rPr>
+        <w:t>LEAD: CONTAINER HOLDER</w:t>
+      </w:r>
+      <w:r>
+        <w:rPr>
+          <w:b/>
+          <w:color w:val="6B8E3F"/>
+          <w:sz w:val="18"/>
+        </w:rPr>
+        <w:t xml:space="preserve"> · GROUNDING — every session opens on this map</w:t>
       </w:r>
     </w:p>
     <w:p>
       <w:pPr>
-        <w:ind w:left="216"/>
+        <w:pBdr>
+          <w:left w:val="single" w:sz="24" w:space="8" w:color="1F4E79"/>
+        </w:pBdr>
+        <w:spacing w:before="0" w:after="20"/>
       </w:pPr>
       <w:r>
         <w:rPr>
@@ -146,7 +324,10 @@
     </w:p>
     <w:p>
       <w:pPr>
-        <w:ind w:left="216"/>
+        <w:pBdr>
+          <w:left w:val="single" w:sz="24" w:space="8" w:color="1F4E79"/>
+        </w:pBdr>
+        <w:spacing w:before="0" w:after="60"/>
       </w:pPr>
       <w:r>
         <w:t>1. Locate tonight on the map, plainly: Session 21 carries the whole map into the sending — all four Connects, integrated. Each connection makes the next one real (Matt. 22:37–40).</w:t>
@@ -154,7 +335,10 @@
     </w:p>
     <w:p>
       <w:pPr>
-        <w:ind w:left="216"/>
+        <w:pBdr>
+          <w:left w:val="single" w:sz="24" w:space="8" w:color="1F4E79"/>
+        </w:pBdr>
+        <w:spacing w:before="0" w:after="60"/>
       </w:pPr>
       <w:r>
         <w:t>2. The four boxes are one journey — each connection makes the next one real — rooted in the two great commandments: love God, love neighbor (Matt 22:37–40).</w:t>
@@ -162,7 +346,10 @@
     </w:p>
     <w:p>
       <w:pPr>
-        <w:ind w:left="216"/>
+        <w:pBdr>
+          <w:left w:val="single" w:sz="24" w:space="8" w:color="1F4E79"/>
+        </w:pBdr>
+        <w:spacing w:before="0" w:after="60"/>
       </w:pPr>
       <w:r>
         <w:t>3. This is also the 'where we are on the map' minute the welcome owes any newcomer.</w:t>
@@ -170,24 +357,40 @@
     </w:p>
     <w:p>
       <w:pPr>
-        <w:ind w:left="216"/>
+        <w:pBdr>
+          <w:left w:val="single" w:sz="24" w:space="8" w:color="1F4E79"/>
+        </w:pBdr>
+        <w:spacing w:before="0" w:after="60"/>
       </w:pPr>
       <w:r>
         <w:rPr>
           <w:b/>
           <w:color w:val="595959"/>
         </w:rPr>
-        <w:t>CUES:</w:t>
+        <w:t xml:space="preserve">CUES: </w:t>
       </w:r>
       <w:r>
-        <w:t xml:space="preserve"> Two minutes at most; then tonight's road.</w:t>
+        <w:t>Two minutes at most; then tonight's road.</w:t>
       </w:r>
     </w:p>
     <w:p>
       <w:pPr>
         <w:keepNext/>
-        <w:spacing w:before="160" w:after="20"/>
+        <w:pBdr>
+          <w:left w:val="thickThinSmallGap" w:sz="24" w:space="8" w:color="6B3FA0"/>
+        </w:pBdr>
+        <w:shd w:val="clear" w:color="auto" w:fill="ECE3F5"/>
+        <w:spacing w:before="160" w:after="40"/>
       </w:pPr>
+      <w:r>
+        <w:rPr>
+          <w:rFonts w:ascii="Cambria" w:hAnsi="Cambria"/>
+          <w:b/>
+          <w:color w:val="6B3FA0"/>
+          <w:sz w:val="30"/>
+        </w:rPr>
+        <w:t>299</w:t>
+      </w:r>
       <w:r>
         <w:rPr>
           <w:rFonts w:ascii="Cambria" w:hAnsi="Cambria"/>
@@ -195,13 +398,32 @@
           <w:color w:val="2C5F2D"/>
           <w:sz w:val="24"/>
         </w:rPr>
-        <w:t>Slide 4 — Session 21 — Tonight’s Road</w:t>
+        <w:t xml:space="preserve">   Session 21 — Tonight’s Road</w:t>
+      </w:r>
+      <w:r>
+        <w:rPr>
+          <w:b/>
+          <w:color w:val="6B3FA0"/>
+          <w:sz w:val="17"/>
+        </w:rPr>
+        <w:t xml:space="preserve">    BOTH LEADERS</w:t>
+      </w:r>
+      <w:r>
+        <w:rPr>
+          <w:b w:val="0"/>
+          <w:color w:val="7F7F7F"/>
+          <w:sz w:val="16"/>
+        </w:rPr>
+        <w:t xml:space="preserve">   · slide 4 of 13</w:t>
       </w:r>
     </w:p>
     <w:p>
       <w:pPr>
         <w:keepNext/>
-        <w:spacing w:after="40"/>
+        <w:pBdr>
+          <w:left w:val="thickThinSmallGap" w:sz="24" w:space="8" w:color="6B3FA0"/>
+        </w:pBdr>
+        <w:spacing w:before="0" w:after="60"/>
       </w:pPr>
       <w:r>
         <w:rPr>
@@ -209,12 +431,30 @@
           <w:color w:val="6B8E3F"/>
           <w:sz w:val="18"/>
         </w:rPr>
-        <w:t>S21 · 7:00–8:30 · LEAD: BOTH LEADERS CIRCLE</w:t>
+        <w:t xml:space="preserve">S21 · 7:00–8:30 · </w:t>
+      </w:r>
+      <w:r>
+        <w:rPr>
+          <w:b/>
+          <w:color w:val="6B3FA0"/>
+          <w:sz w:val="18"/>
+        </w:rPr>
+        <w:t>LEAD: BOTH LEADERS CIRCLE</w:t>
+      </w:r>
+      <w:r>
+        <w:rPr>
+          <w:b/>
+          <w:color w:val="6B8E3F"/>
+          <w:sz w:val="18"/>
+        </w:rPr>
       </w:r>
     </w:p>
     <w:p>
       <w:pPr>
-        <w:ind w:left="216"/>
+        <w:pBdr>
+          <w:left w:val="thickThinSmallGap" w:sz="24" w:space="8" w:color="6B3FA0"/>
+        </w:pBdr>
+        <w:spacing w:before="0" w:after="20"/>
       </w:pPr>
       <w:r>
         <w:rPr>
@@ -226,7 +466,10 @@
     </w:p>
     <w:p>
       <w:pPr>
-        <w:ind w:left="216"/>
+        <w:pBdr>
+          <w:left w:val="thickThinSmallGap" w:sz="24" w:space="8" w:color="6B3FA0"/>
+        </w:pBdr>
+        <w:spacing w:before="0" w:after="60"/>
       </w:pPr>
       <w:r>
         <w:t>1. Name the night: the Family Commissioning — a 120-minute night, extended on purpose; everything serves the hour in the middle.</w:t>
@@ -234,7 +477,10 @@
     </w:p>
     <w:p>
       <w:pPr>
-        <w:ind w:left="216"/>
+        <w:pBdr>
+          <w:left w:val="thickThinSmallGap" w:sz="24" w:space="8" w:color="6B3FA0"/>
+        </w:pBdr>
+        <w:spacing w:before="0" w:after="60"/>
       </w:pPr>
       <w:r>
         <w:t>2. Shape: integration teaching, blessing rehearsal, reading and prayer, the family commissionings (~55 min, the heart), reflection circle, Rhythm Card and Going Deeper bridge, feedback (droppable today), final blessing.</w:t>
@@ -242,7 +488,10 @@
     </w:p>
     <w:p>
       <w:pPr>
-        <w:ind w:left="216"/>
+        <w:pBdr>
+          <w:left w:val="thickThinSmallGap" w:sz="24" w:space="8" w:color="6B3FA0"/>
+        </w:pBdr>
+        <w:spacing w:before="0" w:after="60"/>
       </w:pPr>
       <w:r>
         <w:t>3. Hold the schedule — the time-keeper has real authority; 120 minutes must not become 150; the closing matters more than running long.</w:t>
@@ -250,24 +499,40 @@
     </w:p>
     <w:p>
       <w:pPr>
-        <w:ind w:left="216"/>
+        <w:pBdr>
+          <w:left w:val="thickThinSmallGap" w:sz="24" w:space="8" w:color="6B3FA0"/>
+        </w:pBdr>
+        <w:spacing w:before="0" w:after="60"/>
       </w:pPr>
       <w:r>
         <w:rPr>
           <w:b/>
           <w:color w:val="595959"/>
         </w:rPr>
-        <w:t>GUARD:</w:t>
+        <w:t xml:space="preserve">GUARD: </w:t>
       </w:r>
       <w:r>
-        <w:t xml:space="preserve"> Every absent-parent situation was pre-planned with the family — stand-in, cohort standing, or community blessing only. Decided in advance, never improvised on the night.</w:t>
+        <w:t>Every absent-parent situation was pre-planned with the family — stand-in, cohort standing, or community blessing only. Decided in advance, never improvised on the night.</w:t>
       </w:r>
     </w:p>
     <w:p>
       <w:pPr>
         <w:keepNext/>
-        <w:spacing w:before="160" w:after="20"/>
+        <w:pBdr>
+          <w:left w:val="single" w:sz="24" w:space="8" w:color="1F4E79"/>
+        </w:pBdr>
+        <w:shd w:val="clear" w:color="auto" w:fill="DEEAF6"/>
+        <w:spacing w:before="160" w:after="40"/>
       </w:pPr>
+      <w:r>
+        <w:rPr>
+          <w:rFonts w:ascii="Cambria" w:hAnsi="Cambria"/>
+          <w:b/>
+          <w:color w:val="1F4E79"/>
+          <w:sz w:val="30"/>
+        </w:rPr>
+        <w:t>300</w:t>
+      </w:r>
       <w:r>
         <w:rPr>
           <w:rFonts w:ascii="Cambria" w:hAnsi="Cambria"/>
@@ -275,13 +540,32 @@
           <w:color w:val="2C5F2D"/>
           <w:sz w:val="24"/>
         </w:rPr>
-        <w:t>Slide 5 — Welcome and Integration Teaching</w:t>
+        <w:t xml:space="preserve">   Welcome and Integration Teaching</w:t>
+      </w:r>
+      <w:r>
+        <w:rPr>
+          <w:b/>
+          <w:color w:val="1F4E79"/>
+          <w:sz w:val="17"/>
+        </w:rPr>
+        <w:t xml:space="preserve">    CONTAINER HOLDER</w:t>
+      </w:r>
+      <w:r>
+        <w:rPr>
+          <w:b w:val="0"/>
+          <w:color w:val="7F7F7F"/>
+          <w:sz w:val="16"/>
+        </w:rPr>
+        <w:t xml:space="preserve">   · slide 5 of 13</w:t>
       </w:r>
     </w:p>
     <w:p>
       <w:pPr>
         <w:keepNext/>
-        <w:spacing w:after="40"/>
+        <w:pBdr>
+          <w:left w:val="single" w:sz="24" w:space="8" w:color="1F4E79"/>
+        </w:pBdr>
+        <w:spacing w:before="0" w:after="60"/>
       </w:pPr>
       <w:r>
         <w:rPr>
@@ -289,12 +573,30 @@
           <w:color w:val="6B8E3F"/>
           <w:sz w:val="18"/>
         </w:rPr>
-        <w:t>S21 · 7:00–7:08 · LEAD: CONTAINER HOLDER CIRCLE</w:t>
+        <w:t xml:space="preserve">S21 · 7:00–7:08 · </w:t>
+      </w:r>
+      <w:r>
+        <w:rPr>
+          <w:b/>
+          <w:color w:val="1F4E79"/>
+          <w:sz w:val="18"/>
+        </w:rPr>
+        <w:t>LEAD: CONTAINER HOLDER CIRCLE</w:t>
+      </w:r>
+      <w:r>
+        <w:rPr>
+          <w:b/>
+          <w:color w:val="6B8E3F"/>
+          <w:sz w:val="18"/>
+        </w:rPr>
       </w:r>
     </w:p>
     <w:p>
       <w:pPr>
-        <w:ind w:left="216"/>
+        <w:pBdr>
+          <w:left w:val="single" w:sz="24" w:space="8" w:color="1F4E79"/>
+        </w:pBdr>
+        <w:spacing w:before="0" w:after="20"/>
       </w:pPr>
       <w:r>
         <w:rPr>
@@ -306,7 +608,10 @@
     </w:p>
     <w:p>
       <w:pPr>
-        <w:ind w:left="216"/>
+        <w:pBdr>
+          <w:left w:val="single" w:sz="24" w:space="8" w:color="1F4E79"/>
+        </w:pBdr>
+        <w:spacing w:before="0" w:after="60"/>
       </w:pPr>
       <w:r>
         <w:t>1. Welcome the new alongside the old — 'find a seat with your family' — and speak the Aaronic blessing over the room first, as every week.</w:t>
@@ -314,7 +619,10 @@
     </w:p>
     <w:p>
       <w:pPr>
-        <w:ind w:left="216"/>
+        <w:pBdr>
+          <w:left w:val="single" w:sz="24" w:space="8" w:color="1F4E79"/>
+        </w:pBdr>
+        <w:spacing w:before="0" w:after="60"/>
       </w:pPr>
       <w:r>
         <w:t>2. Walk the year in one paragraph: the four Connects — Self, Others, God, Mission — a sequence and a way of life, done piece by piece across twenty evenings.</w:t>
@@ -322,7 +630,10 @@
     </w:p>
     <w:p>
       <w:pPr>
-        <w:ind w:left="216"/>
+        <w:pBdr>
+          <w:left w:val="single" w:sz="24" w:space="8" w:color="1F4E79"/>
+        </w:pBdr>
+        <w:spacing w:before="0" w:after="60"/>
       </w:pPr>
       <w:r>
         <w:t>3. Name today's specific act: each parent-and-teen pair stands center; each speaks a specific witnessed blessing over the other; the community seals each family with the Aaronic blessing.</w:t>
@@ -330,7 +641,10 @@
     </w:p>
     <w:p>
       <w:pPr>
-        <w:ind w:left="216"/>
+        <w:pBdr>
+          <w:left w:val="single" w:sz="24" w:space="8" w:color="1F4E79"/>
+        </w:pBdr>
+        <w:spacing w:before="0" w:after="60"/>
       </w:pPr>
       <w:r>
         <w:t>4. To the visitors: you may not have words for what was done here — that is fine; your presence is the gift; today you bear witness.</w:t>
@@ -338,24 +652,40 @@
     </w:p>
     <w:p>
       <w:pPr>
-        <w:ind w:left="216"/>
+        <w:pBdr>
+          <w:left w:val="single" w:sz="24" w:space="8" w:color="1F4E79"/>
+        </w:pBdr>
+        <w:spacing w:before="0" w:after="60"/>
       </w:pPr>
       <w:r>
         <w:rPr>
           <w:b/>
           <w:color w:val="595959"/>
         </w:rPr>
-        <w:t>PAIR LEAD:</w:t>
+        <w:t xml:space="preserve">PAIR LEAD: </w:t>
       </w:r>
       <w:r>
-        <w:t xml:space="preserve"> name the leading pair in the welcome — two leaders hold tonight, and the room will see the evening handed back and forth between them; that is the design. The pair practices the session together beforehand.</w:t>
+        <w:t>name the leading pair in the welcome — two leaders hold tonight, and the room will see the evening handed back and forth between them; that is the design. The pair practices the session together beforehand.</w:t>
       </w:r>
     </w:p>
     <w:p>
       <w:pPr>
         <w:keepNext/>
-        <w:spacing w:before="160" w:after="20"/>
+        <w:pBdr>
+          <w:left w:val="double" w:sz="12" w:space="8" w:color="B45309"/>
+        </w:pBdr>
+        <w:shd w:val="clear" w:color="auto" w:fill="FCE9D6"/>
+        <w:spacing w:before="160" w:after="40"/>
       </w:pPr>
+      <w:r>
+        <w:rPr>
+          <w:rFonts w:ascii="Cambria" w:hAnsi="Cambria"/>
+          <w:b/>
+          <w:color w:val="B45309"/>
+          <w:sz w:val="30"/>
+        </w:rPr>
+        <w:t>301</w:t>
+      </w:r>
       <w:r>
         <w:rPr>
           <w:rFonts w:ascii="Cambria" w:hAnsi="Cambria"/>
@@ -363,13 +693,32 @@
           <w:color w:val="2C5F2D"/>
           <w:sz w:val="24"/>
         </w:rPr>
-        <w:t>Slide 6 — Brief Blessing Rehearsal — the Form</w:t>
+        <w:t xml:space="preserve">   Brief Blessing Rehearsal — the Form</w:t>
+      </w:r>
+      <w:r>
+        <w:rPr>
+          <w:b/>
+          <w:color w:val="B45309"/>
+          <w:sz w:val="17"/>
+        </w:rPr>
+        <w:t xml:space="preserve">    CONTENT PRESENTER</w:t>
+      </w:r>
+      <w:r>
+        <w:rPr>
+          <w:b w:val="0"/>
+          <w:color w:val="7F7F7F"/>
+          <w:sz w:val="16"/>
+        </w:rPr>
+        <w:t xml:space="preserve">   · slide 6 of 13</w:t>
       </w:r>
     </w:p>
     <w:p>
       <w:pPr>
         <w:keepNext/>
-        <w:spacing w:after="40"/>
+        <w:pBdr>
+          <w:left w:val="double" w:sz="12" w:space="8" w:color="B45309"/>
+        </w:pBdr>
+        <w:spacing w:before="0" w:after="60"/>
       </w:pPr>
       <w:r>
         <w:rPr>
@@ -377,12 +726,30 @@
           <w:color w:val="6B8E3F"/>
           <w:sz w:val="18"/>
         </w:rPr>
-        <w:t>S21 · 7:25–7:31 · LEAD: CONTENT PRESENTER CIRCLE</w:t>
+        <w:t xml:space="preserve">S21 · 7:25–7:31 · </w:t>
+      </w:r>
+      <w:r>
+        <w:rPr>
+          <w:b/>
+          <w:color w:val="B45309"/>
+          <w:sz w:val="18"/>
+        </w:rPr>
+        <w:t>LEAD: CONTENT PRESENTER CIRCLE</w:t>
+      </w:r>
+      <w:r>
+        <w:rPr>
+          <w:b/>
+          <w:color w:val="6B8E3F"/>
+          <w:sz w:val="18"/>
+        </w:rPr>
       </w:r>
     </w:p>
     <w:p>
       <w:pPr>
-        <w:ind w:left="216"/>
+        <w:pBdr>
+          <w:left w:val="double" w:sz="12" w:space="8" w:color="B45309"/>
+        </w:pBdr>
+        <w:spacing w:before="0" w:after="20"/>
       </w:pPr>
       <w:r>
         <w:rPr>
@@ -394,7 +761,10 @@
     </w:p>
     <w:p>
       <w:pPr>
-        <w:ind w:left="216"/>
+        <w:pBdr>
+          <w:left w:val="double" w:sz="12" w:space="8" w:color="B45309"/>
+        </w:pBdr>
+        <w:spacing w:before="0" w:after="60"/>
       </w:pPr>
       <w:r>
         <w:t>1. Walk the three-sentence form aloud: what I have specifically seen God doing in you; what I bless in you today; what I commit to you moving forward.</w:t>
@@ -402,7 +772,10 @@
     </w:p>
     <w:p>
       <w:pPr>
-        <w:ind w:left="216"/>
+        <w:pBdr>
+          <w:left w:val="double" w:sz="12" w:space="8" w:color="B45309"/>
+        </w:pBdr>
+        <w:spacing w:before="0" w:after="60"/>
       </w:pPr>
       <w:r>
         <w:t>2. Two Companions demo a real blessing — brief, specific, honest, never theatrical; the parents calibrate against this demo.</w:t>
@@ -410,7 +783,10 @@
     </w:p>
     <w:p>
       <w:pPr>
-        <w:ind w:left="216"/>
+        <w:pBdr>
+          <w:left w:val="double" w:sz="12" w:space="8" w:color="B45309"/>
+        </w:pBdr>
+        <w:spacing w:before="0" w:after="60"/>
       </w:pPr>
       <w:r>
         <w:t>3. Brief Q&amp;A, one or two questions; do not over-explain — the worksheet and the demo already taught it. Trust the room.</w:t>
@@ -418,32 +794,58 @@
     </w:p>
     <w:p>
       <w:pPr>
-        <w:ind w:left="216"/>
+        <w:pBdr>
+          <w:left w:val="double" w:sz="12" w:space="8" w:color="B45309"/>
+        </w:pBdr>
+        <w:spacing w:before="0" w:after="60"/>
       </w:pPr>
       <w:r>
         <w:rPr>
           <w:b/>
           <w:color w:val="595959"/>
         </w:rPr>
-        <w:t>CUES:</w:t>
+        <w:t xml:space="preserve">CUES: </w:t>
       </w:r>
       <w:r>
-        <w:t xml:space="preserve"> Blessing form = one specific witnessed sentence per line, not a speech — the brevity is the discipline; say it twice before the commissionings begin.</w:t>
+        <w:t>Blessing form = one specific witnessed sentence per line, not a speech — the brevity is the discipline; say it twice before the commissionings begin.</w:t>
       </w:r>
     </w:p>
     <w:p>
       <w:pPr>
-        <w:ind w:left="216"/>
+        <w:pBdr>
+          <w:left w:val="double" w:sz="12" w:space="8" w:color="B45309"/>
+        </w:pBdr>
+        <w:spacing w:before="0" w:after="60"/>
       </w:pPr>
       <w:r>
-        <w:t>SUB: The demo blessing must be the speakers' own — real words about a real person they know. A covering leader never performs a borrowed blessing; if you are new to this room, demo with a Companion you genuinely know, or let two Lead Companions carry the demo.</w:t>
+        <w:rPr>
+          <w:b/>
+          <w:color w:val="595959"/>
+        </w:rPr>
+        <w:t xml:space="preserve">SUB: </w:t>
+      </w:r>
+      <w:r>
+        <w:t>The demo blessing must be the speakers' own — real words about a real person they know. A covering leader never performs a borrowed blessing; if you are new to this room, demo with a Companion you genuinely know, or let two Lead Companions carry the demo.</w:t>
       </w:r>
     </w:p>
     <w:p>
       <w:pPr>
         <w:keepNext/>
-        <w:spacing w:before="160" w:after="20"/>
+        <w:pBdr>
+          <w:left w:val="double" w:sz="12" w:space="8" w:color="B45309"/>
+        </w:pBdr>
+        <w:shd w:val="clear" w:color="auto" w:fill="FCE9D6"/>
+        <w:spacing w:before="160" w:after="40"/>
       </w:pPr>
+      <w:r>
+        <w:rPr>
+          <w:rFonts w:ascii="Cambria" w:hAnsi="Cambria"/>
+          <w:b/>
+          <w:color w:val="B45309"/>
+          <w:sz w:val="30"/>
+        </w:rPr>
+        <w:t>302</w:t>
+      </w:r>
       <w:r>
         <w:rPr>
           <w:rFonts w:ascii="Cambria" w:hAnsi="Cambria"/>
@@ -451,13 +853,32 @@
           <w:color w:val="2C5F2D"/>
           <w:sz w:val="24"/>
         </w:rPr>
-        <w:t>Slide 7 — Reading and Prayer</w:t>
+        <w:t xml:space="preserve">   Reading and Prayer</w:t>
+      </w:r>
+      <w:r>
+        <w:rPr>
+          <w:b/>
+          <w:color w:val="B45309"/>
+          <w:sz w:val="17"/>
+        </w:rPr>
+        <w:t xml:space="preserve">    CONTENT PRESENTER</w:t>
+      </w:r>
+      <w:r>
+        <w:rPr>
+          <w:b w:val="0"/>
+          <w:color w:val="7F7F7F"/>
+          <w:sz w:val="16"/>
+        </w:rPr>
+        <w:t xml:space="preserve">   · slide 7 of 13</w:t>
       </w:r>
     </w:p>
     <w:p>
       <w:pPr>
         <w:keepNext/>
-        <w:spacing w:after="40"/>
+        <w:pBdr>
+          <w:left w:val="double" w:sz="12" w:space="8" w:color="B45309"/>
+        </w:pBdr>
+        <w:spacing w:before="0" w:after="60"/>
       </w:pPr>
       <w:r>
         <w:rPr>
@@ -465,12 +886,30 @@
           <w:color w:val="6B8E3F"/>
           <w:sz w:val="18"/>
         </w:rPr>
-        <w:t>S21 · 7:31–7:37 · LEAD: CONTENT PRESENTER CIRCLE</w:t>
+        <w:t xml:space="preserve">S21 · 7:31–7:37 · </w:t>
+      </w:r>
+      <w:r>
+        <w:rPr>
+          <w:b/>
+          <w:color w:val="B45309"/>
+          <w:sz w:val="18"/>
+        </w:rPr>
+        <w:t>LEAD: CONTENT PRESENTER CIRCLE</w:t>
+      </w:r>
+      <w:r>
+        <w:rPr>
+          <w:b/>
+          <w:color w:val="6B8E3F"/>
+          <w:sz w:val="18"/>
+        </w:rPr>
       </w:r>
     </w:p>
     <w:p>
       <w:pPr>
-        <w:ind w:left="216"/>
+        <w:pBdr>
+          <w:left w:val="double" w:sz="12" w:space="8" w:color="B45309"/>
+        </w:pBdr>
+        <w:spacing w:before="0" w:after="20"/>
       </w:pPr>
       <w:r>
         <w:rPr>
@@ -482,7 +921,10 @@
     </w:p>
     <w:p>
       <w:pPr>
-        <w:ind w:left="216"/>
+        <w:pBdr>
+          <w:left w:val="double" w:sz="12" w:space="8" w:color="B45309"/>
+        </w:pBdr>
+        <w:spacing w:before="0" w:after="60"/>
       </w:pPr>
       <w:r>
         <w:t>1. Read Numbers 6:24–26, then Philippians 1:6, from the physical Bible.</w:t>
@@ -490,7 +932,10 @@
     </w:p>
     <w:p>
       <w:pPr>
-        <w:ind w:left="216"/>
+        <w:pBdr>
+          <w:left w:val="double" w:sz="12" w:space="8" w:color="B45309"/>
+        </w:pBdr>
+        <w:spacing w:before="0" w:after="60"/>
       </w:pPr>
       <w:r>
         <w:t>2. Two framings, 90 seconds total: the Aaronic blessing is covenantal — the words God specifically authorized, not improvisation; and Getting Started is part of the beginning — the work is His to finish.</w:t>
@@ -498,7 +943,10 @@
     </w:p>
     <w:p>
       <w:pPr>
-        <w:ind w:left="216"/>
+        <w:pBdr>
+          <w:left w:val="double" w:sz="12" w:space="8" w:color="B45309"/>
+        </w:pBdr>
+        <w:spacing w:before="0" w:after="60"/>
       </w:pPr>
       <w:r>
         <w:t>3. Pray over the commissioning to come, then move — the families are ready.</w:t>
@@ -507,8 +955,21 @@
     <w:p>
       <w:pPr>
         <w:keepNext/>
-        <w:spacing w:before="160" w:after="20"/>
+        <w:pBdr>
+          <w:left w:val="thickThinSmallGap" w:sz="24" w:space="8" w:color="6B3FA0"/>
+        </w:pBdr>
+        <w:shd w:val="clear" w:color="auto" w:fill="ECE3F5"/>
+        <w:spacing w:before="160" w:after="40"/>
       </w:pPr>
+      <w:r>
+        <w:rPr>
+          <w:rFonts w:ascii="Cambria" w:hAnsi="Cambria"/>
+          <w:b/>
+          <w:color w:val="6B3FA0"/>
+          <w:sz w:val="30"/>
+        </w:rPr>
+        <w:t>303</w:t>
+      </w:r>
       <w:r>
         <w:rPr>
           <w:rFonts w:ascii="Cambria" w:hAnsi="Cambria"/>
@@ -516,13 +977,32 @@
           <w:color w:val="2C5F2D"/>
           <w:sz w:val="24"/>
         </w:rPr>
-        <w:t>Slide 8 — Family Commissionings</w:t>
+        <w:t xml:space="preserve">   Family Commissionings</w:t>
+      </w:r>
+      <w:r>
+        <w:rPr>
+          <w:b/>
+          <w:color w:val="6B3FA0"/>
+          <w:sz w:val="17"/>
+        </w:rPr>
+        <w:t xml:space="preserve">    BOTH LEADERS</w:t>
+      </w:r>
+      <w:r>
+        <w:rPr>
+          <w:b w:val="0"/>
+          <w:color w:val="7F7F7F"/>
+          <w:sz w:val="16"/>
+        </w:rPr>
+        <w:t xml:space="preserve">   · slide 8 of 13</w:t>
       </w:r>
     </w:p>
     <w:p>
       <w:pPr>
         <w:keepNext/>
-        <w:spacing w:after="40"/>
+        <w:pBdr>
+          <w:left w:val="thickThinSmallGap" w:sz="24" w:space="8" w:color="6B3FA0"/>
+        </w:pBdr>
+        <w:spacing w:before="0" w:after="60"/>
       </w:pPr>
       <w:r>
         <w:rPr>
@@ -530,12 +1010,30 @@
           <w:color w:val="6B8E3F"/>
           <w:sz w:val="18"/>
         </w:rPr>
-        <w:t>S21 · 7:00–8:30 · LEAD: BOTH LEADERS CIRCLE</w:t>
+        <w:t xml:space="preserve">S21 · 7:00–8:30 · </w:t>
+      </w:r>
+      <w:r>
+        <w:rPr>
+          <w:b/>
+          <w:color w:val="6B3FA0"/>
+          <w:sz w:val="18"/>
+        </w:rPr>
+        <w:t>LEAD: BOTH LEADERS CIRCLE</w:t>
+      </w:r>
+      <w:r>
+        <w:rPr>
+          <w:b/>
+          <w:color w:val="6B8E3F"/>
+          <w:sz w:val="18"/>
+        </w:rPr>
       </w:r>
     </w:p>
     <w:p>
       <w:pPr>
-        <w:ind w:left="216"/>
+        <w:pBdr>
+          <w:left w:val="thickThinSmallGap" w:sz="24" w:space="8" w:color="6B3FA0"/>
+        </w:pBdr>
+        <w:spacing w:before="0" w:after="20"/>
       </w:pPr>
       <w:r>
         <w:rPr>
@@ -547,7 +1045,10 @@
     </w:p>
     <w:p>
       <w:pPr>
-        <w:ind w:left="216"/>
+        <w:pBdr>
+          <w:left w:val="thickThinSmallGap" w:sz="24" w:space="8" w:color="6B3FA0"/>
+        </w:pBdr>
+        <w:spacing w:before="0" w:after="60"/>
       </w:pPr>
       <w:r>
         <w:t>1. Per family (~5–7 min): call them center, family standing behind; ONE framing sentence per member; teen blesses parent FIRST; parent blesses teen; the room speaks the Aaronic over them; 30 seconds of breath between families.</w:t>
@@ -555,7 +1056,10 @@
     </w:p>
     <w:p>
       <w:pPr>
-        <w:ind w:left="216"/>
+        <w:pBdr>
+          <w:left w:val="thickThinSmallGap" w:sz="24" w:space="8" w:color="6B3FA0"/>
+        </w:pBdr>
+        <w:spacing w:before="0" w:after="60"/>
       </w:pPr>
       <w:r>
         <w:t>2. Running long? Compress the framing — never the blessings.</w:t>
@@ -563,7 +1067,10 @@
     </w:p>
     <w:p>
       <w:pPr>
-        <w:ind w:left="216"/>
+        <w:pBdr>
+          <w:left w:val="thickThinSmallGap" w:sz="24" w:space="8" w:color="6B3FA0"/>
+        </w:pBdr>
+        <w:spacing w:before="0" w:after="60"/>
       </w:pPr>
       <w:r>
         <w:t>3. A frozen teen: 'Take your time — or your mom can read it for you.' An overwhelmed parent: wait; most recover; if not, name the worksheet's heart with permission.</w:t>
@@ -571,47 +1078,76 @@
     </w:p>
     <w:p>
       <w:pPr>
-        <w:ind w:left="216"/>
+        <w:pBdr>
+          <w:left w:val="thickThinSmallGap" w:sz="24" w:space="8" w:color="6B3FA0"/>
+        </w:pBdr>
+        <w:spacing w:before="0" w:after="60"/>
       </w:pPr>
       <w:r>
         <w:rPr>
           <w:b/>
           <w:color w:val="595959"/>
         </w:rPr>
-        <w:t>CUES:</w:t>
+        <w:t xml:space="preserve">CUES: </w:t>
       </w:r>
       <w:r>
-        <w:t xml:space="preserve"> Blessing form = one specific witnessed sentence per line, not a speech.</w:t>
+        <w:t>Blessing form = one specific witnessed sentence per line, not a speech.</w:t>
       </w:r>
     </w:p>
     <w:p>
       <w:pPr>
-        <w:ind w:left="216"/>
+        <w:pBdr>
+          <w:left w:val="thickThinSmallGap" w:sz="24" w:space="8" w:color="6B3FA0"/>
+        </w:pBdr>
+        <w:spacing w:before="0" w:after="60"/>
       </w:pPr>
       <w:r>
         <w:rPr>
           <w:b/>
           <w:color w:val="595959"/>
         </w:rPr>
-        <w:t>GUARD:</w:t>
+        <w:t xml:space="preserve">GUARD: </w:t>
       </w:r>
       <w:r>
-        <w:t xml:space="preserve"> Absent-parent plans were pre-decided — stick to them. Real conflict surfacing: stop, step aside with the family, no interpreting in the room; Section 6, backup within the hour.</w:t>
+        <w:t>Absent-parent plans were pre-decided — stick to them. Real conflict surfacing: stop, step aside with the family, no interpreting in the room; Section 6, backup within the hour.</w:t>
       </w:r>
     </w:p>
     <w:p>
       <w:pPr>
-        <w:ind w:left="216"/>
+        <w:pBdr>
+          <w:left w:val="thickThinSmallGap" w:sz="24" w:space="8" w:color="6B3FA0"/>
+        </w:pBdr>
+        <w:spacing w:before="0" w:after="60"/>
       </w:pPr>
       <w:r>
-        <w:t>SUB: The framing must be witnessed truth — speak the team's prepared line per family (Run Card) as theirs; never invent a witness you did not see.</w:t>
+        <w:rPr>
+          <w:b/>
+          <w:color w:val="595959"/>
+        </w:rPr>
+        <w:t xml:space="preserve">SUB: </w:t>
+      </w:r>
+      <w:r>
+        <w:t>The framing must be witnessed truth — speak the team's prepared line per family (Run Card) as theirs; never invent a witness you did not see.</w:t>
       </w:r>
     </w:p>
     <w:p>
       <w:pPr>
         <w:keepNext/>
-        <w:spacing w:before="160" w:after="20"/>
+        <w:pBdr>
+          <w:left w:val="double" w:sz="12" w:space="8" w:color="B45309"/>
+        </w:pBdr>
+        <w:shd w:val="clear" w:color="auto" w:fill="FCE9D6"/>
+        <w:spacing w:before="160" w:after="40"/>
       </w:pPr>
+      <w:r>
+        <w:rPr>
+          <w:rFonts w:ascii="Cambria" w:hAnsi="Cambria"/>
+          <w:b/>
+          <w:color w:val="B45309"/>
+          <w:sz w:val="30"/>
+        </w:rPr>
+        <w:t>304</w:t>
+      </w:r>
       <w:r>
         <w:rPr>
           <w:rFonts w:ascii="Cambria" w:hAnsi="Cambria"/>
@@ -619,13 +1155,32 @@
           <w:color w:val="2C5F2D"/>
           <w:sz w:val="24"/>
         </w:rPr>
-        <w:t>Slide 9 — Final Reflection Circle</w:t>
+        <w:t xml:space="preserve">   Final Reflection Circle</w:t>
+      </w:r>
+      <w:r>
+        <w:rPr>
+          <w:b/>
+          <w:color w:val="B45309"/>
+          <w:sz w:val="17"/>
+        </w:rPr>
+        <w:t xml:space="preserve">    CONTENT PRESENTER</w:t>
+      </w:r>
+      <w:r>
+        <w:rPr>
+          <w:b w:val="0"/>
+          <w:color w:val="7F7F7F"/>
+          <w:sz w:val="16"/>
+        </w:rPr>
+        <w:t xml:space="preserve">   · slide 9 of 13</w:t>
       </w:r>
     </w:p>
     <w:p>
       <w:pPr>
         <w:keepNext/>
-        <w:spacing w:after="40"/>
+        <w:pBdr>
+          <w:left w:val="double" w:sz="12" w:space="8" w:color="B45309"/>
+        </w:pBdr>
+        <w:spacing w:before="0" w:after="60"/>
       </w:pPr>
       <w:r>
         <w:rPr>
@@ -633,12 +1188,30 @@
           <w:color w:val="6B8E3F"/>
           <w:sz w:val="18"/>
         </w:rPr>
-        <w:t>S21 · 8:07–8:13 · LEAD: CONTENT PRESENTER CIRCLE</w:t>
+        <w:t xml:space="preserve">S21 · 8:07–8:13 · </w:t>
+      </w:r>
+      <w:r>
+        <w:rPr>
+          <w:b/>
+          <w:color w:val="B45309"/>
+          <w:sz w:val="18"/>
+        </w:rPr>
+        <w:t>LEAD: CONTENT PRESENTER CIRCLE</w:t>
+      </w:r>
+      <w:r>
+        <w:rPr>
+          <w:b/>
+          <w:color w:val="6B8E3F"/>
+          <w:sz w:val="18"/>
+        </w:rPr>
       </w:r>
     </w:p>
     <w:p>
       <w:pPr>
-        <w:ind w:left="216"/>
+        <w:pBdr>
+          <w:left w:val="double" w:sz="12" w:space="8" w:color="B45309"/>
+        </w:pBdr>
+        <w:spacing w:before="0" w:after="20"/>
       </w:pPr>
       <w:r>
         <w:rPr>
@@ -650,7 +1223,10 @@
     </w:p>
     <w:p>
       <w:pPr>
-        <w:ind w:left="216"/>
+        <w:pBdr>
+          <w:left w:val="double" w:sz="12" w:space="8" w:color="B45309"/>
+        </w:pBdr>
+        <w:spacing w:before="0" w:after="60"/>
       </w:pPr>
       <w:r>
         <w:t>1. Around the circle: one specific takeaway, one specific next commitment — about thirty seconds each, brisk. Small counts: 'I will keep the morning question' is a real commitment.</w:t>
@@ -658,7 +1234,10 @@
     </w:p>
     <w:p>
       <w:pPr>
-        <w:ind w:left="216"/>
+        <w:pBdr>
+          <w:left w:val="double" w:sz="12" w:space="8" w:color="B45309"/>
+        </w:pBdr>
+        <w:spacing w:before="0" w:after="60"/>
       </w:pPr>
       <w:r>
         <w:t>2. Lead Companions go first to model; then the arranged parent opens for the families (Run Card) — never a cold call on a teen; pass-anytime holds; visitors may pass or share.</w:t>
@@ -666,7 +1245,10 @@
     </w:p>
     <w:p>
       <w:pPr>
-        <w:ind w:left="216"/>
+        <w:pBdr>
+          <w:left w:val="double" w:sz="12" w:space="8" w:color="B45309"/>
+        </w:pBdr>
+        <w:spacing w:before="0" w:after="60"/>
       </w:pPr>
       <w:r>
         <w:t>3. Receive without commentary — eye contact, slight nod; do not summarize anyone's sentence.</w:t>
@@ -675,8 +1257,21 @@
     <w:p>
       <w:pPr>
         <w:keepNext/>
-        <w:spacing w:before="160" w:after="20"/>
+        <w:pBdr>
+          <w:left w:val="double" w:sz="12" w:space="8" w:color="B45309"/>
+        </w:pBdr>
+        <w:shd w:val="clear" w:color="auto" w:fill="FCE9D6"/>
+        <w:spacing w:before="160" w:after="40"/>
       </w:pPr>
+      <w:r>
+        <w:rPr>
+          <w:rFonts w:ascii="Cambria" w:hAnsi="Cambria"/>
+          <w:b/>
+          <w:color w:val="B45309"/>
+          <w:sz w:val="30"/>
+        </w:rPr>
+        <w:t>305</w:t>
+      </w:r>
       <w:r>
         <w:rPr>
           <w:rFonts w:ascii="Cambria" w:hAnsi="Cambria"/>
@@ -684,13 +1279,32 @@
           <w:color w:val="2C5F2D"/>
           <w:sz w:val="24"/>
         </w:rPr>
-        <w:t>Slide 10 — Rhythm Card and Going Deeper Bridge</w:t>
+        <w:t xml:space="preserve">   Rhythm Card and Going Deeper Bridge</w:t>
+      </w:r>
+      <w:r>
+        <w:rPr>
+          <w:b/>
+          <w:color w:val="B45309"/>
+          <w:sz w:val="17"/>
+        </w:rPr>
+        <w:t xml:space="preserve">    CONTENT PRESENTER</w:t>
+      </w:r>
+      <w:r>
+        <w:rPr>
+          <w:b w:val="0"/>
+          <w:color w:val="7F7F7F"/>
+          <w:sz w:val="16"/>
+        </w:rPr>
+        <w:t xml:space="preserve">   · slide 10 of 13</w:t>
       </w:r>
     </w:p>
     <w:p>
       <w:pPr>
         <w:keepNext/>
-        <w:spacing w:after="40"/>
+        <w:pBdr>
+          <w:left w:val="double" w:sz="12" w:space="8" w:color="B45309"/>
+        </w:pBdr>
+        <w:spacing w:before="0" w:after="60"/>
       </w:pPr>
       <w:r>
         <w:rPr>
@@ -698,12 +1312,30 @@
           <w:color w:val="6B8E3F"/>
           <w:sz w:val="18"/>
         </w:rPr>
-        <w:t>S21 · 8:13–8:19 · LEAD: CONTENT PRESENTER CIRCLE</w:t>
+        <w:t xml:space="preserve">S21 · 8:13–8:19 · </w:t>
+      </w:r>
+      <w:r>
+        <w:rPr>
+          <w:b/>
+          <w:color w:val="B45309"/>
+          <w:sz w:val="18"/>
+        </w:rPr>
+        <w:t>LEAD: CONTENT PRESENTER CIRCLE</w:t>
+      </w:r>
+      <w:r>
+        <w:rPr>
+          <w:b/>
+          <w:color w:val="6B8E3F"/>
+          <w:sz w:val="18"/>
+        </w:rPr>
       </w:r>
     </w:p>
     <w:p>
       <w:pPr>
-        <w:ind w:left="216"/>
+        <w:pBdr>
+          <w:left w:val="double" w:sz="12" w:space="8" w:color="B45309"/>
+        </w:pBdr>
+        <w:spacing w:before="0" w:after="20"/>
       </w:pPr>
       <w:r>
         <w:rPr>
@@ -715,7 +1347,10 @@
     </w:p>
     <w:p>
       <w:pPr>
-        <w:ind w:left="216"/>
+        <w:pBdr>
+          <w:left w:val="double" w:sz="12" w:space="8" w:color="B45309"/>
+        </w:pBdr>
+        <w:spacing w:before="0" w:after="60"/>
       </w:pPr>
       <w:r>
         <w:t>1. Three practical things, warm and brief: the Daily/Weekly/Monthly Rhythm Card (H21.3 is a fresh copy — it is their card, in their handwriting); the Going Deeper bridge (H21.4 — dates, details, registration; decide on your own time); the Post-Series Survey — bin at the door today, or email this week.</w:t>
@@ -723,7 +1358,10 @@
     </w:p>
     <w:p>
       <w:pPr>
-        <w:ind w:left="216"/>
+        <w:pBdr>
+          <w:left w:val="double" w:sz="12" w:space="8" w:color="B45309"/>
+        </w:pBdr>
+        <w:spacing w:before="0" w:after="60"/>
       </w:pPr>
       <w:r>
         <w:t>2. Today is a sending, not a recruiting pitch — some families will continue, some will not, and both are good. Say it plainly and leave it there.</w:t>
@@ -732,8 +1370,21 @@
     <w:p>
       <w:pPr>
         <w:keepNext/>
-        <w:spacing w:before="160" w:after="20"/>
+        <w:pBdr>
+          <w:left w:val="double" w:sz="12" w:space="8" w:color="B45309"/>
+        </w:pBdr>
+        <w:shd w:val="clear" w:color="auto" w:fill="FCE9D6"/>
+        <w:spacing w:before="160" w:after="40"/>
       </w:pPr>
+      <w:r>
+        <w:rPr>
+          <w:rFonts w:ascii="Cambria" w:hAnsi="Cambria"/>
+          <w:b/>
+          <w:color w:val="B45309"/>
+          <w:sz w:val="30"/>
+        </w:rPr>
+        <w:t>306</w:t>
+      </w:r>
       <w:r>
         <w:rPr>
           <w:rFonts w:ascii="Cambria" w:hAnsi="Cambria"/>
@@ -741,13 +1392,32 @@
           <w:color w:val="2C5F2D"/>
           <w:sz w:val="24"/>
         </w:rPr>
-        <w:t>Slide 11 — The Take-Home Sheet — the Daily Rhythm</w:t>
+        <w:t xml:space="preserve">   The Take-Home Sheet — the Daily Rhythm</w:t>
+      </w:r>
+      <w:r>
+        <w:rPr>
+          <w:b/>
+          <w:color w:val="B45309"/>
+          <w:sz w:val="17"/>
+        </w:rPr>
+        <w:t xml:space="preserve">    CONTENT PRESENTER</w:t>
+      </w:r>
+      <w:r>
+        <w:rPr>
+          <w:b w:val="0"/>
+          <w:color w:val="7F7F7F"/>
+          <w:sz w:val="16"/>
+        </w:rPr>
+        <w:t xml:space="preserve">   · slide 11 of 13</w:t>
       </w:r>
     </w:p>
     <w:p>
       <w:pPr>
         <w:keepNext/>
-        <w:spacing w:after="40"/>
+        <w:pBdr>
+          <w:left w:val="double" w:sz="12" w:space="8" w:color="B45309"/>
+        </w:pBdr>
+        <w:spacing w:before="0" w:after="60"/>
       </w:pPr>
       <w:r>
         <w:rPr>
@@ -755,12 +1425,30 @@
           <w:color w:val="6B8E3F"/>
           <w:sz w:val="18"/>
         </w:rPr>
-        <w:t>S21 · COMMISSIONING · LEAD: CONTENT PRESENTER</w:t>
+        <w:t xml:space="preserve">S21 · COMMISSIONING · </w:t>
+      </w:r>
+      <w:r>
+        <w:rPr>
+          <w:b/>
+          <w:color w:val="B45309"/>
+          <w:sz w:val="18"/>
+        </w:rPr>
+        <w:t>LEAD: CONTENT PRESENTER</w:t>
+      </w:r>
+      <w:r>
+        <w:rPr>
+          <w:b/>
+          <w:color w:val="6B8E3F"/>
+          <w:sz w:val="18"/>
+        </w:rPr>
       </w:r>
     </w:p>
     <w:p>
       <w:pPr>
-        <w:ind w:left="216"/>
+        <w:pBdr>
+          <w:left w:val="double" w:sz="12" w:space="8" w:color="B45309"/>
+        </w:pBdr>
+        <w:spacing w:before="0" w:after="20"/>
       </w:pPr>
       <w:r>
         <w:rPr>
@@ -772,7 +1460,10 @@
     </w:p>
     <w:p>
       <w:pPr>
-        <w:ind w:left="216"/>
+        <w:pBdr>
+          <w:left w:val="double" w:sz="12" w:space="8" w:color="B45309"/>
+        </w:pBdr>
+        <w:spacing w:before="0" w:after="60"/>
       </w:pPr>
       <w:r>
         <w:t>1. The sheet on the screen is the sheet in their hands — walk it, don't read it.</w:t>
@@ -780,7 +1471,10 @@
     </w:p>
     <w:p>
       <w:pPr>
-        <w:ind w:left="216"/>
+        <w:pBdr>
+          <w:left w:val="double" w:sz="12" w:space="8" w:color="B45309"/>
+        </w:pBdr>
+        <w:spacing w:before="0" w:after="60"/>
       </w:pPr>
       <w:r>
         <w:t>2. The standing rhythm first: the morning question, the evening journal line — one box per day on the week-grids.</w:t>
@@ -788,7 +1482,10 @@
     </w:p>
     <w:p>
       <w:pPr>
-        <w:ind w:left="216"/>
+        <w:pBdr>
+          <w:left w:val="double" w:sz="12" w:space="8" w:color="B45309"/>
+        </w:pBdr>
+        <w:spacing w:before="0" w:after="60"/>
       </w:pPr>
       <w:r>
         <w:t>3. A missed box is never a failure — it is an invitation to return.</w:t>
@@ -796,24 +1493,40 @@
     </w:p>
     <w:p>
       <w:pPr>
-        <w:ind w:left="216"/>
+        <w:pBdr>
+          <w:left w:val="double" w:sz="12" w:space="8" w:color="B45309"/>
+        </w:pBdr>
+        <w:spacing w:before="0" w:after="60"/>
       </w:pPr>
       <w:r>
         <w:rPr>
           <w:b/>
           <w:color w:val="595959"/>
         </w:rPr>
-        <w:t>CUES:</w:t>
+        <w:t xml:space="preserve">CUES: </w:t>
       </w:r>
       <w:r>
-        <w:t xml:space="preserve"> The four parts are the next slide.</w:t>
+        <w:t>The four parts are the next slide.</w:t>
       </w:r>
     </w:p>
     <w:p>
       <w:pPr>
         <w:keepNext/>
-        <w:spacing w:before="160" w:after="20"/>
+        <w:pBdr>
+          <w:left w:val="double" w:sz="12" w:space="8" w:color="B45309"/>
+        </w:pBdr>
+        <w:shd w:val="clear" w:color="auto" w:fill="FCE9D6"/>
+        <w:spacing w:before="160" w:after="40"/>
       </w:pPr>
+      <w:r>
+        <w:rPr>
+          <w:rFonts w:ascii="Cambria" w:hAnsi="Cambria"/>
+          <w:b/>
+          <w:color w:val="B45309"/>
+          <w:sz w:val="30"/>
+        </w:rPr>
+        <w:t>307</w:t>
+      </w:r>
       <w:r>
         <w:rPr>
           <w:rFonts w:ascii="Cambria" w:hAnsi="Cambria"/>
@@ -821,13 +1534,32 @@
           <w:color w:val="2C5F2D"/>
           <w:sz w:val="24"/>
         </w:rPr>
-        <w:t>Slide 12 — The Take-Home Sheet — the Four Parts</w:t>
+        <w:t xml:space="preserve">   The Take-Home Sheet — the Four Parts</w:t>
+      </w:r>
+      <w:r>
+        <w:rPr>
+          <w:b/>
+          <w:color w:val="B45309"/>
+          <w:sz w:val="17"/>
+        </w:rPr>
+        <w:t xml:space="preserve">    CONTENT PRESENTER</w:t>
+      </w:r>
+      <w:r>
+        <w:rPr>
+          <w:b w:val="0"/>
+          <w:color w:val="7F7F7F"/>
+          <w:sz w:val="16"/>
+        </w:rPr>
+        <w:t xml:space="preserve">   · slide 12 of 13</w:t>
       </w:r>
     </w:p>
     <w:p>
       <w:pPr>
         <w:keepNext/>
-        <w:spacing w:after="40"/>
+        <w:pBdr>
+          <w:left w:val="double" w:sz="12" w:space="8" w:color="B45309"/>
+        </w:pBdr>
+        <w:spacing w:before="0" w:after="60"/>
       </w:pPr>
       <w:r>
         <w:rPr>
@@ -835,12 +1567,30 @@
           <w:color w:val="6B8E3F"/>
           <w:sz w:val="18"/>
         </w:rPr>
-        <w:t>S21 · COMMISSIONING · LEAD: CONTENT PRESENTER</w:t>
+        <w:t xml:space="preserve">S21 · COMMISSIONING · </w:t>
+      </w:r>
+      <w:r>
+        <w:rPr>
+          <w:b/>
+          <w:color w:val="B45309"/>
+          <w:sz w:val="18"/>
+        </w:rPr>
+        <w:t>LEAD: CONTENT PRESENTER</w:t>
+      </w:r>
+      <w:r>
+        <w:rPr>
+          <w:b/>
+          <w:color w:val="6B8E3F"/>
+          <w:sz w:val="18"/>
+        </w:rPr>
       </w:r>
     </w:p>
     <w:p>
       <w:pPr>
-        <w:ind w:left="216"/>
+        <w:pBdr>
+          <w:left w:val="double" w:sz="12" w:space="8" w:color="B45309"/>
+        </w:pBdr>
+        <w:spacing w:before="0" w:after="20"/>
       </w:pPr>
       <w:r>
         <w:rPr>
@@ -852,7 +1602,10 @@
     </w:p>
     <w:p>
       <w:pPr>
-        <w:ind w:left="216"/>
+        <w:pBdr>
+          <w:left w:val="double" w:sz="12" w:space="8" w:color="B45309"/>
+        </w:pBdr>
+        <w:spacing w:before="0" w:after="60"/>
       </w:pPr>
       <w:r>
         <w:t>1. The four parts, in order: the homework practice, week one; the end-of-week-one check-in; the homework practice, week two; one sentence of preparation.</w:t>
@@ -860,7 +1613,10 @@
     </w:p>
     <w:p>
       <w:pPr>
-        <w:ind w:left="216"/>
+        <w:pBdr>
+          <w:left w:val="double" w:sz="12" w:space="8" w:color="B45309"/>
+        </w:pBdr>
+        <w:spacing w:before="0" w:after="60"/>
       </w:pPr>
       <w:r>
         <w:t>2. Check-in partners are named aloud before leaving this slide — the sheet has the line to write the name.</w:t>
@@ -868,24 +1624,40 @@
     </w:p>
     <w:p>
       <w:pPr>
-        <w:ind w:left="216"/>
+        <w:pBdr>
+          <w:left w:val="double" w:sz="12" w:space="8" w:color="B45309"/>
+        </w:pBdr>
+        <w:spacing w:before="0" w:after="60"/>
       </w:pPr>
       <w:r>
         <w:rPr>
           <w:b/>
           <w:color w:val="595959"/>
         </w:rPr>
-        <w:t>GUARD:</w:t>
+        <w:t xml:space="preserve">GUARD: </w:t>
       </w:r>
       <w:r>
-        <w:t xml:space="preserve"> The sheet-walk, not a re-teach.</w:t>
+        <w:t>The sheet-walk, not a re-teach.</w:t>
       </w:r>
     </w:p>
     <w:p>
       <w:pPr>
         <w:keepNext/>
-        <w:spacing w:before="160" w:after="20"/>
+        <w:pBdr>
+          <w:left w:val="thickThinSmallGap" w:sz="24" w:space="8" w:color="6B3FA0"/>
+        </w:pBdr>
+        <w:shd w:val="clear" w:color="auto" w:fill="ECE3F5"/>
+        <w:spacing w:before="160" w:after="40"/>
       </w:pPr>
+      <w:r>
+        <w:rPr>
+          <w:rFonts w:ascii="Cambria" w:hAnsi="Cambria"/>
+          <w:b/>
+          <w:color w:val="6B3FA0"/>
+          <w:sz w:val="30"/>
+        </w:rPr>
+        <w:t>308</w:t>
+      </w:r>
       <w:r>
         <w:rPr>
           <w:rFonts w:ascii="Cambria" w:hAnsi="Cambria"/>
@@ -893,13 +1665,32 @@
           <w:color w:val="2C5F2D"/>
           <w:sz w:val="24"/>
         </w:rPr>
-        <w:t>Slide 13 — The Leader Feedback Round</w:t>
+        <w:t xml:space="preserve">   The Leader Feedback Round</w:t>
+      </w:r>
+      <w:r>
+        <w:rPr>
+          <w:b/>
+          <w:color w:val="6B3FA0"/>
+          <w:sz w:val="17"/>
+        </w:rPr>
+        <w:t xml:space="preserve">    BOTH LEADERS</w:t>
+      </w:r>
+      <w:r>
+        <w:rPr>
+          <w:b w:val="0"/>
+          <w:color w:val="7F7F7F"/>
+          <w:sz w:val="16"/>
+        </w:rPr>
+        <w:t xml:space="preserve">   · slide 13 of 13</w:t>
       </w:r>
     </w:p>
     <w:p>
       <w:pPr>
         <w:keepNext/>
-        <w:spacing w:after="40"/>
+        <w:pBdr>
+          <w:left w:val="thickThinSmallGap" w:sz="24" w:space="8" w:color="6B3FA0"/>
+        </w:pBdr>
+        <w:spacing w:before="0" w:after="60"/>
       </w:pPr>
       <w:r>
         <w:rPr>
@@ -907,12 +1698,30 @@
           <w:color w:val="6B8E3F"/>
           <w:sz w:val="18"/>
         </w:rPr>
-        <w:t>S21 · 8:24–8:28 · LEAD: BOTH LEADERS CIRCLE</w:t>
+        <w:t xml:space="preserve">S21 · 8:24–8:28 · </w:t>
+      </w:r>
+      <w:r>
+        <w:rPr>
+          <w:b/>
+          <w:color w:val="6B3FA0"/>
+          <w:sz w:val="18"/>
+        </w:rPr>
+        <w:t>LEAD: BOTH LEADERS CIRCLE</w:t>
+      </w:r>
+      <w:r>
+        <w:rPr>
+          <w:b/>
+          <w:color w:val="6B8E3F"/>
+          <w:sz w:val="18"/>
+        </w:rPr>
       </w:r>
     </w:p>
     <w:p>
       <w:pPr>
-        <w:ind w:left="216"/>
+        <w:pBdr>
+          <w:left w:val="thickThinSmallGap" w:sz="24" w:space="8" w:color="6B3FA0"/>
+        </w:pBdr>
+        <w:spacing w:before="0" w:after="20"/>
       </w:pPr>
       <w:r>
         <w:rPr>
@@ -924,7 +1733,10 @@
     </w:p>
     <w:p>
       <w:pPr>
-        <w:ind w:left="216"/>
+        <w:pBdr>
+          <w:left w:val="thickThinSmallGap" w:sz="24" w:space="8" w:color="6B3FA0"/>
+        </w:pBdr>
+        <w:spacing w:before="0" w:after="60"/>
       </w:pPr>
       <w:r>
         <w:t>1. Feedback round, standard shape — the leader's three answers, then the room, received undefended. On a commissioning night it may well be dropped: the ceremony is often the something-else the energy needs; dropping it twice running goes to the debrief.</w:t>
@@ -932,7 +1744,10 @@
     </w:p>
     <w:p>
       <w:pPr>
-        <w:ind w:left="216"/>
+        <w:pBdr>
+          <w:left w:val="thickThinSmallGap" w:sz="24" w:space="8" w:color="6B3FA0"/>
+        </w:pBdr>
+        <w:spacing w:before="0" w:after="60"/>
       </w:pPr>
       <w:r>
         <w:t>2. Final blessing (6:10): the whole community speaks the Aaronic over the whole community — hands up, together, slowly. Pause; let the silence land.</w:t>
@@ -940,7 +1755,10 @@
     </w:p>
     <w:p>
       <w:pPr>
-        <w:ind w:left="216"/>
+        <w:pBdr>
+          <w:left w:val="thickThinSmallGap" w:sz="24" w:space="8" w:color="6B3FA0"/>
+        </w:pBdr>
+        <w:spacing w:before="0" w:after="60"/>
       </w:pPr>
       <w:r>
         <w:t>3. 'You are sent. Walk gently.' Then announce Week 22 — the commissioning of the Companions; it is their night, and everyone is wanted in the room for it.</w:t>
@@ -948,7 +1766,10 @@
     </w:p>
     <w:p>
       <w:pPr>
-        <w:ind w:left="216"/>
+        <w:pBdr>
+          <w:left w:val="thickThinSmallGap" w:sz="24" w:space="8" w:color="6B3FA0"/>
+        </w:pBdr>
+        <w:spacing w:before="0" w:after="60"/>
       </w:pPr>
       <w:r>
         <w:t>4. After the sending, do not pack up. Stay — some will not leave for an hour; the work after the closing is sometimes the work.</w:t>
@@ -956,7 +1777,7 @@
     </w:p>
     <w:p>
       <w:pPr>
-        <w:spacing w:before="200"/>
+        <w:spacing w:before="200" w:after="0"/>
         <w:jc w:val="center"/>
       </w:pPr>
       <w:r>

--- a/_implementation-notes/evening-series/FotH Evening Session 21 Leader Notes DRAFT v1.docx
+++ b/_implementation-notes/evening-series/FotH Evening Session 21 Leader Notes DRAFT v1.docx
@@ -26,6 +26,26 @@
           <w:sz w:val="18"/>
         </w:rPr>
         <w:t>FotH Evening · the speaker notes, in hand — so the leading pair reads the room, not the screen. The big number on each block is the number in the corner of the screen; the colour is whose block it is. Built from the deck's own notes, so the two always agree.</w:t>
+      </w:r>
+    </w:p>
+    <w:p>
+      <w:pPr>
+        <w:spacing w:before="0" w:after="80"/>
+      </w:pPr>
+      <w:r>
+        <w:rPr>
+          <w:b/>
+          <w:color w:val="2C5F2D"/>
+          <w:sz w:val="18"/>
+        </w:rPr>
+        <w:t xml:space="preserve">Reading the numbers. </w:t>
+      </w:r>
+      <w:r>
+        <w:rPr>
+          <w:color w:val="595959"/>
+          <w:sz w:val="18"/>
+        </w:rPr>
+        <w:t>Match the big number on each block to the number in the bottom-right corner of the screen. This session is 297–308 in the series' one continuous numbering. The first slide, the series title, is “Title” here.</w:t>
       </w:r>
     </w:p>
     <w:p>

--- a/_implementation-notes/evening-series/FotH Evening Session 21 Leader Notes DRAFT v1.docx
+++ b/_implementation-notes/evening-series/FotH Evening Session 21 Leader Notes DRAFT v1.docx
@@ -45,7 +45,7 @@
           <w:color w:val="595959"/>
           <w:sz w:val="18"/>
         </w:rPr>
-        <w:t>Match the big number on each block to the number in the bottom-right corner of the screen. This session is 297–308 in the series' one continuous numbering. The first slide, the series title, is “Title” here.</w:t>
+        <w:t>Match the big number on each block to the number in the bottom-right corner of the screen. This session is 298–309 in the series' one continuous numbering. The first slide, the series title, is “Title” here.</w:t>
       </w:r>
     </w:p>
     <w:p>
@@ -194,7 +194,7 @@
           <w:color w:val="8C8C8C"/>
           <w:sz w:val="30"/>
         </w:rPr>
-        <w:t>297</w:t>
+        <w:t>298</w:t>
       </w:r>
       <w:r>
         <w:rPr>
@@ -266,7 +266,7 @@
           <w:color w:val="1F4E79"/>
           <w:sz w:val="30"/>
         </w:rPr>
-        <w:t>298</w:t>
+        <w:t>299</w:t>
       </w:r>
       <w:r>
         <w:rPr>
@@ -409,7 +409,7 @@
           <w:color w:val="6B3FA0"/>
           <w:sz w:val="30"/>
         </w:rPr>
-        <w:t>299</w:t>
+        <w:t>300</w:t>
       </w:r>
       <w:r>
         <w:rPr>
@@ -551,7 +551,7 @@
           <w:color w:val="1F4E79"/>
           <w:sz w:val="30"/>
         </w:rPr>
-        <w:t>300</w:t>
+        <w:t>301</w:t>
       </w:r>
       <w:r>
         <w:rPr>
@@ -704,7 +704,7 @@
           <w:color w:val="B45309"/>
           <w:sz w:val="30"/>
         </w:rPr>
-        <w:t>301</w:t>
+        <w:t>302</w:t>
       </w:r>
       <w:r>
         <w:rPr>
@@ -864,7 +864,7 @@
           <w:color w:val="B45309"/>
           <w:sz w:val="30"/>
         </w:rPr>
-        <w:t>302</w:t>
+        <w:t>303</w:t>
       </w:r>
       <w:r>
         <w:rPr>
@@ -988,7 +988,7 @@
           <w:color w:val="6B3FA0"/>
           <w:sz w:val="30"/>
         </w:rPr>
-        <w:t>303</w:t>
+        <w:t>304</w:t>
       </w:r>
       <w:r>
         <w:rPr>
@@ -1166,7 +1166,7 @@
           <w:color w:val="B45309"/>
           <w:sz w:val="30"/>
         </w:rPr>
-        <w:t>304</w:t>
+        <w:t>305</w:t>
       </w:r>
       <w:r>
         <w:rPr>
@@ -1290,7 +1290,7 @@
           <w:color w:val="B45309"/>
           <w:sz w:val="30"/>
         </w:rPr>
-        <w:t>305</w:t>
+        <w:t>306</w:t>
       </w:r>
       <w:r>
         <w:rPr>
@@ -1403,7 +1403,7 @@
           <w:color w:val="B45309"/>
           <w:sz w:val="30"/>
         </w:rPr>
-        <w:t>306</w:t>
+        <w:t>307</w:t>
       </w:r>
       <w:r>
         <w:rPr>
@@ -1545,7 +1545,7 @@
           <w:color w:val="B45309"/>
           <w:sz w:val="30"/>
         </w:rPr>
-        <w:t>307</w:t>
+        <w:t>308</w:t>
       </w:r>
       <w:r>
         <w:rPr>
@@ -1676,7 +1676,7 @@
           <w:color w:val="6B3FA0"/>
           <w:sz w:val="30"/>
         </w:rPr>
-        <w:t>308</w:t>
+        <w:t>309</w:t>
       </w:r>
       <w:r>
         <w:rPr>

--- a/_implementation-notes/evening-series/FotH Evening Session 21 Leader Notes DRAFT v1.docx
+++ b/_implementation-notes/evening-series/FotH Evening Session 21 Leader Notes DRAFT v1.docx
@@ -13,7 +13,7 @@
           <w:color w:val="2C5F2D"/>
           <w:sz w:val="36"/>
         </w:rPr>
-        <w:t>Leader Notes — Session 21: Sending And Blessing</w:t>
+        <w:t>Leader Notes — Evening 16: Sending And Blessing</w:t>
       </w:r>
     </w:p>
     <w:p>
@@ -203,7 +203,7 @@
           <w:color w:val="2C5F2D"/>
           <w:sz w:val="24"/>
         </w:rPr>
-        <w:t xml:space="preserve">   SESSION 21</w:t>
+        <w:t xml:space="preserve">   EVENING 16</w:t>
       </w:r>
       <w:r>
         <w:rPr>
@@ -236,7 +236,7 @@
           <w:color w:val="6B8E3F"/>
           <w:sz w:val="18"/>
         </w:rPr>
-        <w:t>S21 · pre-session · DIVIDER</w:t>
+        <w:t>E16 · pre-session · DIVIDER</w:t>
       </w:r>
     </w:p>
     <w:p>
@@ -308,7 +308,7 @@
           <w:color w:val="6B8E3F"/>
           <w:sz w:val="18"/>
         </w:rPr>
-        <w:t xml:space="preserve">S21 · WELCOME · </w:t>
+        <w:t xml:space="preserve">E16 · WELCOME · </w:t>
       </w:r>
       <w:r>
         <w:rPr>
@@ -350,7 +350,7 @@
         <w:spacing w:before="0" w:after="60"/>
       </w:pPr>
       <w:r>
-        <w:t>1. Locate tonight on the map, plainly: Session 21 carries the whole map into the sending — all four Connects, integrated. Each connection makes the next one real (Matt. 22:37–40).</w:t>
+        <w:t>1. Locate tonight on the map, plainly: Evening 16 carries the whole map into the sending — all four Connects, integrated. Each connection makes the next one real (Matt. 22:37–40).</w:t>
       </w:r>
     </w:p>
     <w:p>
@@ -418,7 +418,7 @@
           <w:color w:val="2C5F2D"/>
           <w:sz w:val="24"/>
         </w:rPr>
-        <w:t xml:space="preserve">   Session 21 — Tonight’s Road</w:t>
+        <w:t xml:space="preserve">   Evening 16 — Tonight’s Road</w:t>
       </w:r>
       <w:r>
         <w:rPr>
@@ -451,7 +451,7 @@
           <w:color w:val="6B8E3F"/>
           <w:sz w:val="18"/>
         </w:rPr>
-        <w:t xml:space="preserve">S21 · 7:00–8:30 · </w:t>
+        <w:t xml:space="preserve">E16 · 7:00–8:30 · </w:t>
       </w:r>
       <w:r>
         <w:rPr>
@@ -593,7 +593,7 @@
           <w:color w:val="6B8E3F"/>
           <w:sz w:val="18"/>
         </w:rPr>
-        <w:t xml:space="preserve">S21 · 7:00–7:08 · </w:t>
+        <w:t xml:space="preserve">E16 · 7:00–7:08 · </w:t>
       </w:r>
       <w:r>
         <w:rPr>
@@ -746,7 +746,7 @@
           <w:color w:val="6B8E3F"/>
           <w:sz w:val="18"/>
         </w:rPr>
-        <w:t xml:space="preserve">S21 · 7:25–7:31 · </w:t>
+        <w:t xml:space="preserve">E16 · 7:25–7:31 · </w:t>
       </w:r>
       <w:r>
         <w:rPr>
@@ -906,7 +906,7 @@
           <w:color w:val="6B8E3F"/>
           <w:sz w:val="18"/>
         </w:rPr>
-        <w:t xml:space="preserve">S21 · 7:31–7:37 · </w:t>
+        <w:t xml:space="preserve">E16 · 7:31–7:37 · </w:t>
       </w:r>
       <w:r>
         <w:rPr>
@@ -1030,7 +1030,7 @@
           <w:color w:val="6B8E3F"/>
           <w:sz w:val="18"/>
         </w:rPr>
-        <w:t xml:space="preserve">S21 · 7:00–8:30 · </w:t>
+        <w:t xml:space="preserve">E16 · 7:00–8:30 · </w:t>
       </w:r>
       <w:r>
         <w:rPr>
@@ -1208,7 +1208,7 @@
           <w:color w:val="6B8E3F"/>
           <w:sz w:val="18"/>
         </w:rPr>
-        <w:t xml:space="preserve">S21 · 8:07–8:13 · </w:t>
+        <w:t xml:space="preserve">E16 · 8:07–8:13 · </w:t>
       </w:r>
       <w:r>
         <w:rPr>
@@ -1332,7 +1332,7 @@
           <w:color w:val="6B8E3F"/>
           <w:sz w:val="18"/>
         </w:rPr>
-        <w:t xml:space="preserve">S21 · 8:13–8:19 · </w:t>
+        <w:t xml:space="preserve">E16 · 8:13–8:19 · </w:t>
       </w:r>
       <w:r>
         <w:rPr>
@@ -1445,7 +1445,7 @@
           <w:color w:val="6B8E3F"/>
           <w:sz w:val="18"/>
         </w:rPr>
-        <w:t xml:space="preserve">S21 · COMMISSIONING · </w:t>
+        <w:t xml:space="preserve">E16 · COMMISSIONING · </w:t>
       </w:r>
       <w:r>
         <w:rPr>
@@ -1587,7 +1587,7 @@
           <w:color w:val="6B8E3F"/>
           <w:sz w:val="18"/>
         </w:rPr>
-        <w:t xml:space="preserve">S21 · COMMISSIONING · </w:t>
+        <w:t xml:space="preserve">E16 · COMMISSIONING · </w:t>
       </w:r>
       <w:r>
         <w:rPr>
@@ -1718,7 +1718,7 @@
           <w:color w:val="6B8E3F"/>
           <w:sz w:val="18"/>
         </w:rPr>
-        <w:t xml:space="preserve">S21 · 8:24–8:28 · </w:t>
+        <w:t xml:space="preserve">E16 · 8:24–8:28 · </w:t>
       </w:r>
       <w:r>
         <w:rPr>
@@ -1781,7 +1781,7 @@
         <w:spacing w:before="0" w:after="60"/>
       </w:pPr>
       <w:r>
-        <w:t>3. 'You are sent. Walk gently.' Then announce Week 22 — the commissioning of the Companions; it is their night, and everyone is wanted in the room for it.</w:t>
+        <w:t>3. 'You are sent. Walk gently.' Then announce Evening 17 — the commissioning of the Companions; it is their night, and everyone is wanted in the room for it.</w:t>
       </w:r>
     </w:p>
     <w:p>
@@ -1810,6 +1810,8 @@
       </w:r>
     </w:p>
     <w:sectPr>
+      <w:headerReference w:type="default" r:id="rId9"/>
+      <w:footerReference w:type="default" r:id="rId10"/>
       <w:pgSz w:w="12240" w:h="15840"/>
       <w:pgMar w:top="1008" w:right="1152" w:bottom="1008" w:left="1152" w:header="720" w:footer="720" w:gutter="0"/>
       <w:cols w:space="720"/>
@@ -1817,6 +1819,26 @@
     </w:sectPr>
   </w:body>
 </w:document>
+</file>
+
+<file path=word/footer1.xml><?xml version="1.0" encoding="utf-8"?>
+<w:ftr xmlns:m="http://schemas.openxmlformats.org/officeDocument/2006/math" xmlns:mc="http://schemas.openxmlformats.org/markup-compatibility/2006" xmlns:mo="http://schemas.microsoft.com/office/mac/office/2008/main" xmlns:mv="urn:schemas-microsoft-com:mac:vml" xmlns:o="urn:schemas-microsoft-com:office:office" xmlns:r="http://schemas.openxmlformats.org/officeDocument/2006/relationships" xmlns:v="urn:schemas-microsoft-com:vml" xmlns:w10="urn:schemas-microsoft-com:office:word" xmlns:w14="http://schemas.microsoft.com/office/word/2010/wordml" xmlns:w="http://schemas.openxmlformats.org/wordprocessingml/2006/main" xmlns:wne="http://schemas.microsoft.com/office/word/2006/wordml" xmlns:wp14="http://schemas.microsoft.com/office/word/2010/wordprocessingDrawing" xmlns:wp="http://schemas.openxmlformats.org/drawingml/2006/wordprocessingDrawing" xmlns:wpc="http://schemas.microsoft.com/office/word/2010/wordprocessingCanvas" xmlns:wpg="http://schemas.microsoft.com/office/word/2010/wordprocessingGroup" xmlns:wpi="http://schemas.microsoft.com/office/word/2010/wordprocessingInk" xmlns:wps="http://schemas.microsoft.com/office/word/2010/wordprocessingShape" mc:Ignorable="w14 wp14">
+  <w:p>
+    <w:pPr>
+      <w:pStyle w:val="Footer"/>
+    </w:pPr>
+  </w:p>
+</w:ftr>
+</file>
+
+<file path=word/header1.xml><?xml version="1.0" encoding="utf-8"?>
+<w:hdr xmlns:m="http://schemas.openxmlformats.org/officeDocument/2006/math" xmlns:mc="http://schemas.openxmlformats.org/markup-compatibility/2006" xmlns:mo="http://schemas.microsoft.com/office/mac/office/2008/main" xmlns:mv="urn:schemas-microsoft-com:mac:vml" xmlns:o="urn:schemas-microsoft-com:office:office" xmlns:r="http://schemas.openxmlformats.org/officeDocument/2006/relationships" xmlns:v="urn:schemas-microsoft-com:vml" xmlns:w10="urn:schemas-microsoft-com:office:word" xmlns:w14="http://schemas.microsoft.com/office/word/2010/wordml" xmlns:w="http://schemas.openxmlformats.org/wordprocessingml/2006/main" xmlns:wne="http://schemas.microsoft.com/office/word/2006/wordml" xmlns:wp14="http://schemas.microsoft.com/office/word/2010/wordprocessingDrawing" xmlns:wp="http://schemas.openxmlformats.org/drawingml/2006/wordprocessingDrawing" xmlns:wpc="http://schemas.microsoft.com/office/word/2010/wordprocessingCanvas" xmlns:wpg="http://schemas.microsoft.com/office/word/2010/wordprocessingGroup" xmlns:wpi="http://schemas.microsoft.com/office/word/2010/wordprocessingInk" xmlns:wps="http://schemas.microsoft.com/office/word/2010/wordprocessingShape" mc:Ignorable="w14 wp14">
+  <w:p>
+    <w:pPr>
+      <w:pStyle w:val="Header"/>
+    </w:pPr>
+  </w:p>
+</w:hdr>
 </file>
 
 <file path=word/numbering.xml><?xml version="1.0" encoding="utf-8"?>

--- a/_implementation-notes/evening-series/FotH Evening Session 21 Leader Notes DRAFT v1.docx
+++ b/_implementation-notes/evening-series/FotH Evening Session 21 Leader Notes DRAFT v1.docx
@@ -45,7 +45,7 @@
           <w:color w:val="595959"/>
           <w:sz w:val="18"/>
         </w:rPr>
-        <w:t>Match the big number on each block to the number in the bottom-right corner of the screen. This session is 298–309 in the series' one continuous numbering. The first slide, the series title, is “Title” here.</w:t>
+        <w:t>Match the big number on each block to the number in the bottom-right corner of the screen. This session is 299–310 in the series' one continuous numbering. The first slide, the series title, is “Title” here.</w:t>
       </w:r>
     </w:p>
     <w:p>
@@ -194,7 +194,7 @@
           <w:color w:val="8C8C8C"/>
           <w:sz w:val="30"/>
         </w:rPr>
-        <w:t>298</w:t>
+        <w:t>299</w:t>
       </w:r>
       <w:r>
         <w:rPr>
@@ -266,7 +266,7 @@
           <w:color w:val="1F4E79"/>
           <w:sz w:val="30"/>
         </w:rPr>
-        <w:t>299</w:t>
+        <w:t>300</w:t>
       </w:r>
       <w:r>
         <w:rPr>
@@ -409,7 +409,7 @@
           <w:color w:val="6B3FA0"/>
           <w:sz w:val="30"/>
         </w:rPr>
-        <w:t>300</w:t>
+        <w:t>301</w:t>
       </w:r>
       <w:r>
         <w:rPr>
@@ -551,7 +551,7 @@
           <w:color w:val="1F4E79"/>
           <w:sz w:val="30"/>
         </w:rPr>
-        <w:t>301</w:t>
+        <w:t>302</w:t>
       </w:r>
       <w:r>
         <w:rPr>
@@ -704,7 +704,7 @@
           <w:color w:val="B45309"/>
           <w:sz w:val="30"/>
         </w:rPr>
-        <w:t>302</w:t>
+        <w:t>303</w:t>
       </w:r>
       <w:r>
         <w:rPr>
@@ -864,7 +864,7 @@
           <w:color w:val="B45309"/>
           <w:sz w:val="30"/>
         </w:rPr>
-        <w:t>303</w:t>
+        <w:t>304</w:t>
       </w:r>
       <w:r>
         <w:rPr>
@@ -988,7 +988,7 @@
           <w:color w:val="6B3FA0"/>
           <w:sz w:val="30"/>
         </w:rPr>
-        <w:t>304</w:t>
+        <w:t>305</w:t>
       </w:r>
       <w:r>
         <w:rPr>
@@ -1166,7 +1166,7 @@
           <w:color w:val="B45309"/>
           <w:sz w:val="30"/>
         </w:rPr>
-        <w:t>305</w:t>
+        <w:t>306</w:t>
       </w:r>
       <w:r>
         <w:rPr>
@@ -1290,7 +1290,7 @@
           <w:color w:val="B45309"/>
           <w:sz w:val="30"/>
         </w:rPr>
-        <w:t>306</w:t>
+        <w:t>307</w:t>
       </w:r>
       <w:r>
         <w:rPr>
@@ -1403,7 +1403,7 @@
           <w:color w:val="B45309"/>
           <w:sz w:val="30"/>
         </w:rPr>
-        <w:t>307</w:t>
+        <w:t>308</w:t>
       </w:r>
       <w:r>
         <w:rPr>
@@ -1545,7 +1545,7 @@
           <w:color w:val="B45309"/>
           <w:sz w:val="30"/>
         </w:rPr>
-        <w:t>308</w:t>
+        <w:t>309</w:t>
       </w:r>
       <w:r>
         <w:rPr>
@@ -1676,7 +1676,7 @@
           <w:color w:val="6B3FA0"/>
           <w:sz w:val="30"/>
         </w:rPr>
-        <w:t>309</w:t>
+        <w:t>310</w:t>
       </w:r>
       <w:r>
         <w:rPr>
